--- a/assets/Peyton Frontend Resume 5-31-2026.docx
+++ b/assets/Peyton Frontend Resume 5-31-2026.docx
@@ -63,11 +63,22 @@
         </w:r>
       </w:hyperlink>
       <w:r>
-        <w:t>] | [Portfolio</w:t>
-      </w:r>
-      <w:r>
-        <w:t xml:space="preserve"> Website</w:t>
-      </w:r>
+        <w:t>] | [</w:t>
+      </w:r>
+      <w:hyperlink r:id="rId7" w:history="1">
+        <w:r>
+          <w:rPr>
+            <w:rStyle w:val="Hyperlink"/>
+          </w:rPr>
+          <w:t>Portfolio</w:t>
+        </w:r>
+        <w:r>
+          <w:rPr>
+            <w:rStyle w:val="Hyperlink"/>
+          </w:rPr>
+          <w:t xml:space="preserve"> Website</w:t>
+        </w:r>
+      </w:hyperlink>
       <w:r>
         <w:t>]</w:t>
       </w:r>
@@ -464,7 +475,7 @@
       <w:r>
         <w:t xml:space="preserve"> </w:t>
       </w:r>
-      <w:hyperlink r:id="rId7" w:history="1">
+      <w:hyperlink r:id="rId8" w:history="1">
         <w:r>
           <w:rPr>
             <w:rStyle w:val="Hyperlink"/>
@@ -484,76 +495,6 @@
           <w:bCs/>
         </w:rPr>
         <w:t>Live Demo:</w:t>
-      </w:r>
-      <w:r>
-        <w:t xml:space="preserve"> [</w:t>
-      </w:r>
-      <w:hyperlink r:id="rId8" w:history="1">
-        <w:r>
-          <w:rPr>
-            <w:rStyle w:val="Hyperlink"/>
-          </w:rPr>
-          <w:t>LINK</w:t>
-        </w:r>
-      </w:hyperlink>
-      <w:r>
-        <w:t>]</w:t>
-      </w:r>
-    </w:p>
-    <w:p>
-      <w:r>
-        <w:pict w14:anchorId="7B851923">
-          <v:rect id="_x0000_i1070" style="width:0;height:1.5pt" o:hralign="center" o:hrstd="t" o:hr="t" fillcolor="#a0a0a0" stroked="f"/>
-        </w:pict>
-      </w:r>
-    </w:p>
-    <w:p>
-      <w:pPr>
-        <w:rPr>
-          <w:b/>
-          <w:bCs/>
-        </w:rPr>
-      </w:pPr>
-      <w:proofErr w:type="spellStart"/>
-      <w:r>
-        <w:rPr>
-          <w:b/>
-          <w:bCs/>
-        </w:rPr>
-        <w:t>Ultraverse</w:t>
-      </w:r>
-      <w:proofErr w:type="spellEnd"/>
-    </w:p>
-    <w:p>
-      <w:r>
-        <w:rPr>
-          <w:b/>
-          <w:bCs/>
-        </w:rPr>
-        <w:t>Tech Stack:</w:t>
-      </w:r>
-      <w:r>
-        <w:t xml:space="preserve"> </w:t>
-      </w:r>
-    </w:p>
-    <w:p>
-      <w:pPr>
-        <w:numPr>
-          <w:ilvl w:val="0"/>
-          <w:numId w:val="5"/>
-        </w:numPr>
-      </w:pPr>
-      <w:r>
-        <w:t>Placeholder</w:t>
-      </w:r>
-    </w:p>
-    <w:p>
-      <w:r>
-        <w:rPr>
-          <w:b/>
-          <w:bCs/>
-        </w:rPr>
-        <w:t>GitHub:</w:t>
       </w:r>
       <w:r>
         <w:t xml:space="preserve"> [</w:t>
@@ -569,15 +510,61 @@
       <w:r>
         <w:t>]</w:t>
       </w:r>
-      <w:r>
-        <w:br/>
-      </w:r>
-      <w:r>
-        <w:rPr>
-          <w:b/>
-          <w:bCs/>
-        </w:rPr>
-        <w:t>Live Demo:</w:t>
+    </w:p>
+    <w:p>
+      <w:r>
+        <w:pict w14:anchorId="7B851923">
+          <v:rect id="_x0000_i1070" style="width:0;height:1.5pt" o:hralign="center" o:hrstd="t" o:hr="t" fillcolor="#a0a0a0" stroked="f"/>
+        </w:pict>
+      </w:r>
+    </w:p>
+    <w:p>
+      <w:pPr>
+        <w:rPr>
+          <w:b/>
+          <w:bCs/>
+        </w:rPr>
+      </w:pPr>
+      <w:proofErr w:type="spellStart"/>
+      <w:r>
+        <w:rPr>
+          <w:b/>
+          <w:bCs/>
+        </w:rPr>
+        <w:t>Ultraverse</w:t>
+      </w:r>
+      <w:proofErr w:type="spellEnd"/>
+    </w:p>
+    <w:p>
+      <w:r>
+        <w:rPr>
+          <w:b/>
+          <w:bCs/>
+        </w:rPr>
+        <w:t>Tech Stack:</w:t>
+      </w:r>
+      <w:r>
+        <w:t xml:space="preserve"> </w:t>
+      </w:r>
+    </w:p>
+    <w:p>
+      <w:pPr>
+        <w:numPr>
+          <w:ilvl w:val="0"/>
+          <w:numId w:val="5"/>
+        </w:numPr>
+      </w:pPr>
+      <w:r>
+        <w:t>Placeholder</w:t>
+      </w:r>
+    </w:p>
+    <w:p>
+      <w:r>
+        <w:rPr>
+          <w:b/>
+          <w:bCs/>
+        </w:rPr>
+        <w:t>GitHub:</w:t>
       </w:r>
       <w:r>
         <w:t xml:space="preserve"> [</w:t>
@@ -593,6 +580,30 @@
       <w:r>
         <w:t>]</w:t>
       </w:r>
+      <w:r>
+        <w:br/>
+      </w:r>
+      <w:r>
+        <w:rPr>
+          <w:b/>
+          <w:bCs/>
+        </w:rPr>
+        <w:t>Live Demo:</w:t>
+      </w:r>
+      <w:r>
+        <w:t xml:space="preserve"> [</w:t>
+      </w:r>
+      <w:hyperlink r:id="rId11" w:history="1">
+        <w:r>
+          <w:rPr>
+            <w:rStyle w:val="Hyperlink"/>
+          </w:rPr>
+          <w:t>LINK</w:t>
+        </w:r>
+      </w:hyperlink>
+      <w:r>
+        <w:t>]</w:t>
+      </w:r>
     </w:p>
     <w:p>
       <w:r>
@@ -650,7 +661,7 @@
       <w:r>
         <w:t xml:space="preserve"> [</w:t>
       </w:r>
-      <w:hyperlink r:id="rId11" w:history="1">
+      <w:hyperlink r:id="rId12" w:history="1">
         <w:r>
           <w:rPr>
             <w:rStyle w:val="Hyperlink"/>
@@ -687,7 +698,7 @@
       <w:r>
         <w:t xml:space="preserve"> [</w:t>
       </w:r>
-      <w:hyperlink r:id="rId12" w:history="1">
+      <w:hyperlink r:id="rId13" w:history="1">
         <w:r>
           <w:rPr>
             <w:rStyle w:val="Hyperlink"/>
